--- a/docx/197.Quản lý danh sách tin bài của cộng tác viên_SRS_AI_Generated.docx
+++ b/docx/197.Quản lý danh sách tin bài của cộng tác viên_SRS_AI_Generated.docx
@@ -285,7 +285,7 @@
         </w:numPr>
       </w:pPr>
       <w:r>
-        <w:t xml:space="preserve">NSD truy cập vào mục "Tin bài của tôi" trong menu không gian cộng tác viên (sidebar cá nhân).</w:t>
+        <w:t xml:space="preserve">NSD truy cập vào mục "Tin bài của tôi" trong menu không gian cộng tác viên (thanh bên cá nhân).</w:t>
       </w:r>
     </w:p>
     <w:p>
@@ -348,7 +348,7 @@
     </w:p>
     <w:p>
       <w:r>
-        <w:t xml:space="preserve">Sidebar bên trái trong không gian cộng tác viên, hiển thị menu các chức năng cá nhân hóa và biên tập tin bài.</w:t>
+        <w:t xml:space="preserve">thanh bên bên trái trong không gian cộng tác viên, hiển thị menu các chức năng cá nhân hóa và biên tập tin bài.</w:t>
       </w:r>
     </w:p>
     <w:p>
@@ -929,7 +929,7 @@
                 <w:sz w:val="18"/>
                 <w:szCs w:val="18"/>
               </w:rPr>
-              <w:t xml:space="preserve">Liên kết điều hướng sang trang thông báo tin bài (UC201). Badge số thông báo chưa đọc hiển thị bên phải nếu có.</w:t>
+              <w:t xml:space="preserve">Liên kết điều hướng sang trang thông báo tin bài (UC201). nhãn số thông báo chưa đọc hiển thị bên phải nếu có.</w:t>
             </w:r>
           </w:p>
         </w:tc>
@@ -1139,7 +1139,7 @@
                 <w:sz w:val="18"/>
                 <w:szCs w:val="18"/>
               </w:rPr>
-              <w:t xml:space="preserve">Nằm cuối sidebar. Bấm để đăng xuất tài khoản, điều hướng về trang đăng nhập.</w:t>
+              <w:t xml:space="preserve">Nằm cuối thanh bên. Bấm để đăng xuất tài khoản, điều hướng về trang đăng nhập.</w:t>
             </w:r>
           </w:p>
         </w:tc>
@@ -3047,7 +3047,7 @@
                 <w:sz w:val="18"/>
                 <w:szCs w:val="18"/>
               </w:rPr>
-              <w:t xml:space="preserve">Ô nhập từ khóa để tìm kiếm theo tiêu đề bài viết trong danh sách của cộng tác viên. Hỗ trợ tìm kiếm realtime (debounce 300ms) hoặc nhấn Enter. Icon kính lúp bên trái. Nút xóa (×) hiện ra khi có nội dung.</w:t>
+              <w:t xml:space="preserve">Ô nhập từ khóa để tìm kiếm theo tiêu đề bài viết trong danh sách của cộng tác viên. Hỗ trợ tìm kiếm realtime (debounce 300ms) hoặc nhấn Enter. biểu tượng kính lúp bên trái. Nút xóa (×) hiện ra khi có nội dung.</w:t>
             </w:r>
           </w:p>
         </w:tc>
@@ -3676,7 +3676,7 @@
                 <w:sz w:val="18"/>
                 <w:szCs w:val="18"/>
               </w:rPr>
-              <w:t xml:space="preserve">NSD chọn chuyên mục từ dropdown. Danh sách được lọc ngay lập tức kết hợp AND với điều kiện tab và từ khóa. Chọn "Tất cả chuyên mục" để bỏ lọc.</w:t>
+              <w:t xml:space="preserve">NSD chọn chuyên mục từ danh sách thả xuống. Danh sách được lọc ngay lập tức kết hợp AND với điều kiện tab và từ khóa. Chọn "Tất cả chuyên mục" để bỏ lọc.</w:t>
             </w:r>
           </w:p>
         </w:tc>
@@ -4191,7 +4191,7 @@
                 <w:sz w:val="18"/>
                 <w:szCs w:val="18"/>
               </w:rPr>
-              <w:t xml:space="preserve">Ảnh đại diện của bài viết (nếu có), hiển thị bên trái hoặc bên trên card tùy layout. Kích thước cố định (ví dụ: 120×80px hoặc 80×60px).</w:t>
+              <w:t xml:space="preserve">Ảnh đại diện của bài viết (nếu có), hiển thị bên trái hoặc bên trên card tùy bố cục. Kích thước cố định (ví dụ: 120×80px hoặc 80×60px).</w:t>
             </w:r>
           </w:p>
         </w:tc>
@@ -4296,7 +4296,7 @@
                 <w:sz w:val="18"/>
                 <w:szCs w:val="18"/>
               </w:rPr>
-              <w:t xml:space="preserve">Tên chuyên mục của bài viết. Hiển thị dạng badge màu nhạt (outline hoặc filled).</w:t>
+              <w:t xml:space="preserve">Tên chuyên mục của bài viết. Hiển thị dạng nhãn màu nhạt (outline hoặc filled).</w:t>
             </w:r>
           </w:p>
         </w:tc>
@@ -4401,7 +4401,7 @@
                 <w:sz w:val="18"/>
                 <w:szCs w:val="18"/>
               </w:rPr>
-              <w:t xml:space="preserve">Trạng thái hiện tại của bài: "Nháp" (badge xám), "Chờ duyệt" (badge cam/vàng), "Đã duyệt" (badge xanh lá), "Từ chối" (badge đỏ). Màu sắc rõ ràng để phân biệt ngay.</w:t>
+              <w:t xml:space="preserve">Trạng thái hiện tại của bài: "Nháp" (nhãn xám), "Chờ duyệt" (nhãn cam/vàng), "Đã duyệt" (nhãn xanh lá), "Từ chối" (nhãn đỏ). Màu sắc rõ ràng để phân biệt ngay.</w:t>
             </w:r>
           </w:p>
         </w:tc>
@@ -4926,7 +4926,7 @@
                 <w:sz w:val="18"/>
                 <w:szCs w:val="18"/>
               </w:rPr>
-              <w:t xml:space="preserve">Hiển thị tóm tắt ghi chú lý do từ chối từ biên tập viên, tối đa 1 dòng, có link "Xem chi tiết" dẫn sang UC201. Giúp cộng tác viên nắm ngay lý do mà không cần mở bài.</w:t>
+              <w:t xml:space="preserve">Hiển thị tóm tắt ghi chú lý do từ chối từ biên tập viên, tối đa 1 dòng, có liên kết "Xem chi tiết" dẫn sang UC201. Giúp cộng tác viên nắm ngay lý do mà không cần mở bài.</w:t>
             </w:r>
           </w:p>
         </w:tc>
@@ -5346,7 +5346,7 @@
                 <w:sz w:val="18"/>
                 <w:szCs w:val="18"/>
               </w:rPr>
-              <w:t xml:space="preserve">Nút tắt đường dẫn nhanh để gửi bài đi duyệt ngay từ danh sách. Bấm mở dialog xác nhận (UC200).</w:t>
+              <w:t xml:space="preserve">Nút tắt đường dẫn nhanh để gửi bài đi duyệt ngay từ danh sách. Bấm mở hộp thoại xác nhận (UC200).</w:t>
             </w:r>
           </w:p>
         </w:tc>
@@ -5451,7 +5451,7 @@
                 <w:sz w:val="18"/>
                 <w:szCs w:val="18"/>
               </w:rPr>
-              <w:t xml:space="preserve">Bấm mở menu dropdown chứa tất cả hành động: Xem, Sửa, Xóa, Gửi duyệt (nếu applicable). Phù hợp với giao diện mobile.</w:t>
+              <w:t xml:space="preserve">Bấm mở menu danh sách thả xuống chứa tất cả hành động: Xem, Sửa, Xóa, Gửi duyệt (nếu applicable). Phù hợp với giao diện mobile.</w:t>
             </w:r>
           </w:p>
         </w:tc>
@@ -5850,7 +5850,7 @@
                 <w:sz w:val="18"/>
                 <w:szCs w:val="18"/>
               </w:rPr>
-              <w:t xml:space="preserve">NSD bấm nút "Sửa" (hoặc chọn từ menu 3-dot). Trường hợp 1: Bài ở trạng thái Nháp hoặc Từ chối – điều hướng sang trang editor chỉnh sửa (UC199). Trường hợp 2: Bài đang Chờ duyệt hoặc Đã duyệt – nút disabled, hover hiển thị tooltip "Không thể chỉnh sửa bài đang chờ duyệt / đã được duyệt."</w:t>
+              <w:t xml:space="preserve">NSD bấm nút "Sửa" (hoặc chọn từ menu 3-dot). Trường hợp 1: Bài ở trạng thái Nháp hoặc Từ chối – điều hướng sang trang editor chỉnh sửa (UC199). Trường hợp 2: Bài đang Chờ duyệt hoặc Đã duyệt – nút disabled, rê chuột hiển thị tooltip "Không thể chỉnh sửa bài đang chờ duyệt / đã được duyệt."</w:t>
             </w:r>
           </w:p>
         </w:tc>
@@ -5935,7 +5935,7 @@
                 <w:sz w:val="18"/>
                 <w:szCs w:val="18"/>
               </w:rPr>
-              <w:t xml:space="preserve">NSD bấm nút "Xóa" (hoặc chọn từ menu 3-dot). Trường hợp 1: Bài ở trạng thái Nháp hoặc Từ chối – hiển thị dialog xác nhận "Bạn có chắc chắn muốn xóa bài viết này? Thao tác này không thể hoàn tác." với 2 nút "Xác nhận xóa" và "Hủy". Nếu xác nhận: xóa bài khỏi hệ thống, cập nhật danh sách, hiển thị toast "Đã xóa bài viết thành công.". Trường hợp 2: Bài đang Chờ duyệt hoặc Đã duyệt – nút disabled.</w:t>
+              <w:t xml:space="preserve">NSD bấm nút "Xóa" (hoặc chọn từ menu 3-dot). Trường hợp 1: Bài ở trạng thái Nháp hoặc Từ chối – hiển thị hộp thoại xác nhận "Bạn có chắc chắn muốn xóa bài viết này? Thao tác này không thể hoàn tác." với 2 nút "Xác nhận xóa" và "Hủy". Nếu xác nhận: xóa bài khỏi hệ thống, cập nhật danh sách, hiển thị thông báo nhỏ "Đã xóa bài viết thành công.". Trường hợp 2: Bài đang Chờ duyệt hoặc Đã duyệt – nút disabled.</w:t>
             </w:r>
           </w:p>
         </w:tc>
@@ -6020,7 +6020,7 @@
                 <w:sz w:val="18"/>
                 <w:szCs w:val="18"/>
               </w:rPr>
-              <w:t xml:space="preserve">NSD bấm "Gửi duyệt" trên card. Hệ thống mở dialog xác nhận gửi duyệt (tương tự UC200). Sau xác nhận: chuyển trạng thái bài sang "Chờ duyệt", cập nhật badge trạng thái trên card, ẩn nút "Gửi duyệt".</w:t>
+              <w:t xml:space="preserve">NSD bấm "Gửi duyệt" trên card. Hệ thống mở hộp thoại xác nhận gửi duyệt (tương tự UC200). Sau xác nhận: chuyển trạng thái bài sang "Chờ duyệt", cập nhật nhãn trạng thái trên card, ẩn nút "Gửi duyệt".</w:t>
             </w:r>
           </w:p>
         </w:tc>
@@ -6105,7 +6105,7 @@
                 <w:sz w:val="18"/>
                 <w:szCs w:val="18"/>
               </w:rPr>
-              <w:t xml:space="preserve">NSD bấm icon "..." trên card. Hệ thống hiển thị dropdown menu chứa các hành động applicable. Hành động không applicable được grayed out kèm tooltip giải thích.</w:t>
+              <w:t xml:space="preserve">NSD bấm biểu tượng "..." trên card. Hệ thống hiển thị danh sách thả xuống menu chứa các hành động applicable. Hành động không applicable được grayed out kèm tooltip giải thích.</w:t>
             </w:r>
           </w:p>
         </w:tc>
@@ -6535,7 +6535,7 @@
                 <w:sz w:val="18"/>
                 <w:szCs w:val="18"/>
               </w:rPr>
-              <w:t xml:space="preserve">Icon trực quan để nhấn mạnh đây là thao tác nguy hiểm.</w:t>
+              <w:t xml:space="preserve">biểu tượng trực quan để nhấn mạnh đây là thao tác nguy hiểm.</w:t>
             </w:r>
           </w:p>
         </w:tc>
@@ -6850,7 +6850,7 @@
                 <w:sz w:val="18"/>
                 <w:szCs w:val="18"/>
               </w:rPr>
-              <w:t xml:space="preserve">Nút hủy, đóng dialog không thực hiện thao tác.</w:t>
+              <w:t xml:space="preserve">Nút hủy, đóng hộp thoại không thực hiện thao tác.</w:t>
             </w:r>
           </w:p>
         </w:tc>
@@ -7079,7 +7079,7 @@
                 <w:sz w:val="18"/>
                 <w:szCs w:val="18"/>
               </w:rPr>
-              <w:t xml:space="preserve">NSD bấm "Xác nhận xóa". Hệ thống: (1) Gọi API xóa bài viết, (2) Đóng dialog, (3) Xóa card bài khỏi danh sách với animation fade-out, (4) Cập nhật số lượng trên các tab trạng thái, (5) Hiển thị toast notification "Đã xóa bài viết thành công." ở góc phải màn hình trong 3 giây. Trường hợp lỗi API: hiển thị thông báo "Xóa bài thất bại. Vui lòng thử lại." và giữ nguyên bài trong danh sách.</w:t>
+              <w:t xml:space="preserve">NSD bấm "Xác nhận xóa". Hệ thống: (1) Gọi API xóa bài viết, (2) Đóng hộp thoại, (3) Xóa card bài khỏi danh sách với animation fade-out, (4) Cập nhật số lượng trên các tab trạng thái, (5) Hiển thị thông báo nhỏ notification "Đã xóa bài viết thành công." ở góc phải màn hình trong 3 giây. Trường hợp lỗi API: hiển thị thông báo "Xóa bài thất bại. Vui lòng thử lại." và giữ nguyên bài trong danh sách.</w:t>
             </w:r>
           </w:p>
         </w:tc>
@@ -7164,7 +7164,7 @@
                 <w:sz w:val="18"/>
                 <w:szCs w:val="18"/>
               </w:rPr>
-              <w:t xml:space="preserve">NSD bấm "Hủy" hoặc nhấn Escape hoặc bấm vào vùng ngoài dialog. Hệ thống đóng dialog, không thực hiện bất kỳ thay đổi nào.</w:t>
+              <w:t xml:space="preserve">NSD bấm "Hủy" hoặc nhấn Escape hoặc bấm vào vùng ngoài hộp thoại. Hệ thống đóng hộp thoại, không thực hiện bất kỳ thay đổi nào.</w:t>
             </w:r>
           </w:p>
         </w:tc>
